--- a/docs/Ofori_Prince_Phase1_Methods_R05.docx
+++ b/docs/Ofori_Prince_Phase1_Methods_R05.docx
@@ -2055,14 +2055,7 @@
         <w:spacing w:after="160" w:line="276"/>
       </w:pPr>
       <w:r>
-        <w:rPr>
-          <w:b/>
-          <w:bCs/>
-        </w:rPr>
-        <w:t xml:space="preserve">Target construction: </w:t>
-      </w:r>
-      <w:r>
-        <w:t xml:space="preserve">Global median split of B_total, computed on the de-duplicated full dataset (n=2,088) before any train-test split: median=18.0. Label 1[B_total &gt; 18] gives Low=1,167 (55.9%), High=921 (44.1%). Behaviour items Q18-Q23 excluded from X. An assertion was programmatically verified on every model run confirming no Behaviour items appear in X.</w:t>
+        <w:t xml:space="preserve">Target construction: Global median split of B_total, computed on the de-duplicated full dataset (n=2,088) before any train-test split: median=18.0. Distribution at the median: B_total=17 n=298 (7.23%), B_total=18 n=280 (6.79%) -- all 280 assigned to Low by the "&gt;" rule, B_total=19 n=270 (6.55%); 280 respondents (6.8%) sit exactly on the median -- a 1-point measurement error flips every one of them. Label: 1[B_total &gt; 18] gives Low=1,167 (55.9%), High=921 (44.1%). Behaviour items Q18-Q23 excluded from X. An assertion was programmatically verified on every model run confirming no Behaviour items appear in X.</w:t>
       </w:r>
     </w:p>
     <w:p>
@@ -2154,7 +2147,7 @@
         <w:spacing w:after="160" w:line="276"/>
       </w:pPr>
       <w:r>
-        <w:t xml:space="preserve">De-duplication applied on the full dataset before any partition. Stratified 80/20 hold-out split (seed=42) for tuning and held-out evaluation. Final performance: 5x10-fold repeated stratified CV (k=10, 5 repetitions, seeds 42/1042/2042/3042/4042; 50 paired fold-level estimates per model). All transformations fitted exclusively on the training partition at every fold.</w:t>
+        <w:t xml:space="preserve">De-duplication applied on the full dataset before any partition. Stratified 80/20 hold-out split (seed=42) for tuning and held-out evaluation. Threshold sensitivity (baseline XGBoost, de-duplicated 5x10-fold): "&gt;median" F1=0.6353; "&gt;=median" F1=0.6509; bottom-quartile (B_total&lt;=14) F1=0.6486; top-tertile (B_total&gt;=20) F1=0.5995. The "&gt;median" split is retained as the primary label throughout; the alternatives confirm that no threshold choice changes the substantive null result. Final performance: 5x10-fold repeated stratified CV (k=10, 5 repetitions, seeds 42/1042/2042/3042/4042; 50 paired fold-level estimates per model). All transformations fitted exclusively on the training partition at every fold.</w:t>
       </w:r>
     </w:p>
     <w:p>
@@ -2175,17 +2168,7 @@
         <w:spacing w:after="160" w:line="276"/>
       </w:pPr>
       <w:r>
-        <w:t xml:space="preserve">Declared strategy: </w:t>
-      </w:r>
-      <w:r>
-        <w:rPr>
-          <w:b/>
-          <w:bCs/>
-        </w:rPr>
-        <w:t xml:space="preserve">CROSS-DATASET (unidirectional, external stress-test). </w:t>
-      </w:r>
-      <w:r>
-        <w:t xml:space="preserve">The KNUST de-duplicated field data constitute the primary evaluation context. The Alzubaidi (2021) public dataset constitutes an external stress-test on a structurally distinct instrument (different population, different item blocks, no native KAB structure). The two pipelines share no data. Note: "independent replication" is not an accurate description of the Alzubaidi leg -- the leg does not share the instrument, the population, or the construct mapping; it is therefore an application on a structurally distinct dataset, not an independent replication of the KNUST finding. The phrase "independent replication design" has been removed from the Problem Statement, M10 and the Figure 2 caption throughout this revision.</w:t>
+        <w:t xml:space="preserve">Declared strategy: CROSS-DATASET (unidirectional, external stress-test). The KNUST de-duplicated field data constitute the primary evaluation context. The Alzubaidi (2021) public dataset constitutes an external stress-test on a structurally distinct instrument (different population, different item blocks, no native KAB structure). The two pipelines share no data. Note: "independent replication" is not an accurate description of the Alzubaidi leg -- the leg does not share the instrument, the population, or the construct mapping; it is therefore an application on a structurally distinct dataset, not an independent replication of the KNUST finding. The phrase "independent replication design" has been removed from the Problem Statement, M10 and the Figure 2 caption throughout this revision.</w:t>
       </w:r>
     </w:p>
     <w:p>
